--- a/dosyalar/okul-temelli/arapca-9-sinif-okul-temelli-planlama.docx
+++ b/dosyalar/okul-temelli/arapca-9-sinif-okul-temelli-planlama.docx
@@ -428,7 +428,7 @@
                 <w:sz w:val="18"/>
                 <w:szCs w:val="18"/>
               </w:rPr>
-              <w:t xml:space="preserve">2025 Arapça Dersi Öğretim Programı (9-10. sınıflar)</w:t>
+              <w:t xml:space="preserve">Arapça Dersi Öğretim Programı (9-10. sınıflar)</w:t>
             </w:r>
           </w:p>
         </w:tc>
